--- a/Taylor-Bornstein-Resume-Recruiter.docx
+++ b/Taylor-Bornstein-Resume-Recruiter.docx
@@ -149,7 +149,7 @@
           <w:sz w:val="20"/>
           <w:szCs w:val="20"/>
         </w:rPr>
-        <w:t xml:space="preserve">Built and rolled out an AI-powered tool stack for content strategy, copywriting, editing, and research, distributed company-wide and across the creator and agency network.</w:t>
+        <w:t xml:space="preserve">Built and rolled out an AI-powered tool stack for content strategy, copywriting, editing, and research, including a Claude-linked copy desk for editorial review, distributed company-wide and across the creator and agency network.</w:t>
       </w:r>
     </w:p>
     <w:p>
@@ -185,7 +185,7 @@
           <w:sz w:val="20"/>
           <w:szCs w:val="20"/>
         </w:rPr>
-        <w:t xml:space="preserve">Extended earned media coverage beyond the US into the UK; built a custom dashboard for PR metrics and GEO/AEO tracking.</w:t>
+        <w:t xml:space="preserve">Extended earned media coverage beyond the US into the UK; built a measurement framework for PR and GEO/AEO performance.</w:t>
       </w:r>
     </w:p>
     <w:p>

--- a/Taylor-Bornstein-Resume-Recruiter.docx
+++ b/Taylor-Bornstein-Resume-Recruiter.docx
@@ -16,21 +16,6 @@
           <w:szCs w:val="34"/>
         </w:rPr>
         <w:t xml:space="preserve">Taylor Bornstein</w:t>
-      </w:r>
-    </w:p>
-    <w:p>
-      <w:pPr>
-        <w:spacing w:after="20"/>
-        <w:jc w:val="center"/>
-      </w:pPr>
-      <w:r>
-        <w:rPr>
-          <w:rFonts w:ascii="Calibri" w:cs="Calibri" w:eastAsia="Calibri" w:hAnsi="Calibri"/>
-          <w:color w:val="333333"/>
-          <w:sz w:val="22"/>
-          <w:szCs w:val="22"/>
-        </w:rPr>
-        <w:t xml:space="preserve">Director of Content &amp; Communications</w:t>
       </w:r>
     </w:p>
     <w:p>
@@ -149,7 +134,7 @@
           <w:sz w:val="20"/>
           <w:szCs w:val="20"/>
         </w:rPr>
-        <w:t xml:space="preserve">Built and rolled out an AI-powered tool stack for content strategy, copywriting, editing, and research, including a Claude-linked copy desk for editorial review, distributed company-wide and across the creator and agency network.</w:t>
+        <w:t xml:space="preserve">Built and rolled out a content and writing suite of AI tools — a Claude-linked copy desk for editorial review, plus the custom content calendar the team runs on — distributed company-wide and across the creator and agency network.</w:t>
       </w:r>
     </w:p>
     <w:p>

--- a/Taylor-Bornstein-Resume-Recruiter.docx
+++ b/Taylor-Bornstein-Resume-Recruiter.docx
@@ -51,7 +51,7 @@
           <w:sz w:val="20"/>
           <w:szCs w:val="20"/>
         </w:rPr>
-        <w:t xml:space="preserve">Content and communications leader who builds the systems — editorial infrastructure, AI tooling, measurement, and teams — that let technical companies say something worth reading, consistently. A decade shaping how tech brands talk to developers, engineering managers, and executives.</w:t>
+        <w:t xml:space="preserve">Content director who builds content strategy and the programs that scale it — editorial infrastructure, AI tooling, measurement, and teams — for technical and executive audiences. Stays hands-on: writes and edits the blogs, customer stories, and web pages the strategy runs on.</w:t>
       </w:r>
     </w:p>
     <w:p>
@@ -67,7 +67,7 @@
           <w:sz w:val="18"/>
           <w:szCs w:val="18"/>
         </w:rPr>
-        <w:t xml:space="preserve">Content Strategy &amp; Editorial Programs  ·  Team Building  ·  AI Tooling for Content  ·  PR &amp; Thought Leadership  ·  SEO / GEO &amp; Attribution  ·  B2B &amp; B2C Messaging</w:t>
+        <w:t xml:space="preserve">Content Strategy &amp; Editorial Programs  ·  Hands-On Writing &amp; Editing  ·  Team Building  ·  AI Tooling for Content  ·  SEO / GEO &amp; Attribution  ·  PR &amp; Thought Leadership</w:t>
       </w:r>
     </w:p>
     <w:p>
@@ -134,6 +134,42 @@
           <w:sz w:val="20"/>
           <w:szCs w:val="20"/>
         </w:rPr>
+        <w:t xml:space="preserve">Set content strategy across B2B and B2C messaging: launched a new blog, increased publication cadence from 1–2 posts/month to 1–2/week, and built a customer story pipeline sourced from B2C customers.</w:t>
+      </w:r>
+    </w:p>
+    <w:p>
+      <w:pPr>
+        <w:pStyle w:val="ListParagraph"/>
+        <w:numPr>
+          <w:ilvl w:val="0"/>
+          <w:numId w:val="2"/>
+        </w:numPr>
+        <w:spacing w:after="20" w:before="0"/>
+      </w:pPr>
+      <w:r>
+        <w:rPr>
+          <w:rFonts w:ascii="Calibri" w:cs="Calibri" w:eastAsia="Calibri" w:hAnsi="Calibri"/>
+          <w:sz w:val="20"/>
+          <w:szCs w:val="20"/>
+        </w:rPr>
+        <w:t xml:space="preserve">Personally write and edit ongoing blog posts, customer stories, and web copy — stays hands-on with execution while setting the strategy the rest of the team builds against.</w:t>
+      </w:r>
+    </w:p>
+    <w:p>
+      <w:pPr>
+        <w:pStyle w:val="ListParagraph"/>
+        <w:numPr>
+          <w:ilvl w:val="0"/>
+          <w:numId w:val="2"/>
+        </w:numPr>
+        <w:spacing w:after="20" w:before="0"/>
+      </w:pPr>
+      <w:r>
+        <w:rPr>
+          <w:rFonts w:ascii="Calibri" w:cs="Calibri" w:eastAsia="Calibri" w:hAnsi="Calibri"/>
+          <w:sz w:val="20"/>
+          <w:szCs w:val="20"/>
+        </w:rPr>
         <w:t xml:space="preserve">Built and rolled out a content and writing suite of AI tools — a Claude-linked copy desk for editorial review, plus the custom content calendar the team runs on — distributed company-wide and across the creator and agency network.</w:t>
       </w:r>
     </w:p>
@@ -152,6 +188,24 @@
           <w:sz w:val="20"/>
           <w:szCs w:val="20"/>
         </w:rPr>
+        <w:t xml:space="preserve">Led foundational brand work spanning mission, vision, tone of voice, and editorial guidelines.</w:t>
+      </w:r>
+    </w:p>
+    <w:p>
+      <w:pPr>
+        <w:pStyle w:val="ListParagraph"/>
+        <w:numPr>
+          <w:ilvl w:val="0"/>
+          <w:numId w:val="2"/>
+        </w:numPr>
+        <w:spacing w:after="20" w:before="0"/>
+      </w:pPr>
+      <w:r>
+        <w:rPr>
+          <w:rFonts w:ascii="Calibri" w:cs="Calibri" w:eastAsia="Calibri" w:hAnsi="Calibri"/>
+          <w:sz w:val="20"/>
+          <w:szCs w:val="20"/>
+        </w:rPr>
         <w:t xml:space="preserve">Established a new PR program from the ground up: defined the enterprise audience, mapped the media universe, and expanded the spokesperson bench from 1 to 6.</w:t>
       </w:r>
     </w:p>
@@ -171,42 +225,6 @@
           <w:szCs w:val="20"/>
         </w:rPr>
         <w:t xml:space="preserve">Extended earned media coverage beyond the US into the UK; built a measurement framework for PR and GEO/AEO performance.</w:t>
-      </w:r>
-    </w:p>
-    <w:p>
-      <w:pPr>
-        <w:pStyle w:val="ListParagraph"/>
-        <w:numPr>
-          <w:ilvl w:val="0"/>
-          <w:numId w:val="2"/>
-        </w:numPr>
-        <w:spacing w:after="20" w:before="0"/>
-      </w:pPr>
-      <w:r>
-        <w:rPr>
-          <w:rFonts w:ascii="Calibri" w:cs="Calibri" w:eastAsia="Calibri" w:hAnsi="Calibri"/>
-          <w:sz w:val="20"/>
-          <w:szCs w:val="20"/>
-        </w:rPr>
-        <w:t xml:space="preserve">Set content strategy across B2B and B2C messaging; launched a new blog and increased publication cadence from 1–2 posts/month to 1–2/week.</w:t>
-      </w:r>
-    </w:p>
-    <w:p>
-      <w:pPr>
-        <w:pStyle w:val="ListParagraph"/>
-        <w:numPr>
-          <w:ilvl w:val="0"/>
-          <w:numId w:val="2"/>
-        </w:numPr>
-        <w:spacing w:after="20" w:before="0"/>
-      </w:pPr>
-      <w:r>
-        <w:rPr>
-          <w:rFonts w:ascii="Calibri" w:cs="Calibri" w:eastAsia="Calibri" w:hAnsi="Calibri"/>
-          <w:sz w:val="20"/>
-          <w:szCs w:val="20"/>
-        </w:rPr>
-        <w:t xml:space="preserve">Led foundational brand work spanning mission, vision, tone of voice, and editorial guidelines; built a customer story pipeline sourced from B2C customers.</w:t>
       </w:r>
     </w:p>
     <w:p>
@@ -253,43 +271,43 @@
           <w:sz w:val="20"/>
           <w:szCs w:val="20"/>
         </w:rPr>
+        <w:t xml:space="preserve">Planned and executed an integrated campaign built on an original global survey in 4 months: coverage up 75% within 3 weeks, $10M influenced pipeline.</w:t>
+      </w:r>
+    </w:p>
+    <w:p>
+      <w:pPr>
+        <w:pStyle w:val="ListParagraph"/>
+        <w:numPr>
+          <w:ilvl w:val="0"/>
+          <w:numId w:val="2"/>
+        </w:numPr>
+        <w:spacing w:after="20" w:before="0"/>
+      </w:pPr>
+      <w:r>
+        <w:rPr>
+          <w:rFonts w:ascii="Calibri" w:cs="Calibri" w:eastAsia="Calibri" w:hAnsi="Calibri"/>
+          <w:sz w:val="20"/>
+          <w:szCs w:val="20"/>
+        </w:rPr>
+        <w:t xml:space="preserve">Optimized a $1M annual budget, reallocating toward high-impact initiatives.</w:t>
+      </w:r>
+    </w:p>
+    <w:p>
+      <w:pPr>
+        <w:pStyle w:val="ListParagraph"/>
+        <w:numPr>
+          <w:ilvl w:val="0"/>
+          <w:numId w:val="2"/>
+        </w:numPr>
+        <w:spacing w:after="20" w:before="0"/>
+      </w:pPr>
+      <w:r>
+        <w:rPr>
+          <w:rFonts w:ascii="Calibri" w:cs="Calibri" w:eastAsia="Calibri" w:hAnsi="Calibri"/>
+          <w:sz w:val="20"/>
+          <w:szCs w:val="20"/>
+        </w:rPr>
         <w:t xml:space="preserve">Ran a data-driven PR program across 5 agencies (US, UK, Benelux, DACH, Singapore); drove earned media to 60% of total coverage in tier-1 publications, a 40% YoY increase.</w:t>
-      </w:r>
-    </w:p>
-    <w:p>
-      <w:pPr>
-        <w:pStyle w:val="ListParagraph"/>
-        <w:numPr>
-          <w:ilvl w:val="0"/>
-          <w:numId w:val="2"/>
-        </w:numPr>
-        <w:spacing w:after="20" w:before="0"/>
-      </w:pPr>
-      <w:r>
-        <w:rPr>
-          <w:rFonts w:ascii="Calibri" w:cs="Calibri" w:eastAsia="Calibri" w:hAnsi="Calibri"/>
-          <w:sz w:val="20"/>
-          <w:szCs w:val="20"/>
-        </w:rPr>
-        <w:t xml:space="preserve">Optimized a $1M annual budget, reallocating toward high-impact initiatives.</w:t>
-      </w:r>
-    </w:p>
-    <w:p>
-      <w:pPr>
-        <w:pStyle w:val="ListParagraph"/>
-        <w:numPr>
-          <w:ilvl w:val="0"/>
-          <w:numId w:val="2"/>
-        </w:numPr>
-        <w:spacing w:after="20" w:before="0"/>
-      </w:pPr>
-      <w:r>
-        <w:rPr>
-          <w:rFonts w:ascii="Calibri" w:cs="Calibri" w:eastAsia="Calibri" w:hAnsi="Calibri"/>
-          <w:sz w:val="20"/>
-          <w:szCs w:val="20"/>
-        </w:rPr>
-        <w:t xml:space="preserve">Planned and executed an integrated campaign built on an original global survey in 4 months: coverage up 75% within 3 weeks, $10M influenced pipeline.</w:t>
       </w:r>
     </w:p>
     <w:p>
@@ -467,6 +485,53 @@
           <w:szCs w:val="20"/>
         </w:rPr>
         <w:t xml:space="preserve">Built a thought-leadership microsite from concept through launch; implemented full-funnel, multi-channel content plans tailored to customer personas across product lines and geographies.</w:t>
+      </w:r>
+    </w:p>
+    <w:p>
+      <w:pPr>
+        <w:tabs>
+          <w:tab w:val="right" w:pos="10800"/>
+        </w:tabs>
+        <w:spacing w:after="20" w:before="100"/>
+      </w:pPr>
+      <w:r>
+        <w:rPr>
+          <w:rFonts w:ascii="Calibri" w:cs="Calibri" w:eastAsia="Calibri" w:hAnsi="Calibri"/>
+          <w:b/>
+          <w:bCs/>
+          <w:sz w:val="20"/>
+          <w:szCs w:val="20"/>
+        </w:rPr>
+        <w:t xml:space="preserve">Internet Brands — Content Editor &amp; Manager, Retail Marketing</w:t>
+      </w:r>
+      <w:r>
+        <w:rPr>
+          <w:rFonts w:ascii="Calibri" w:cs="Calibri" w:eastAsia="Calibri" w:hAnsi="Calibri"/>
+          <w:i/>
+          <w:iCs/>
+          <w:color w:val="444444"/>
+          <w:sz w:val="18"/>
+          <w:szCs w:val="18"/>
+        </w:rPr>
+        <w:t xml:space="preserve">	2009 – 2014  |  Remote</w:t>
+      </w:r>
+    </w:p>
+    <w:p>
+      <w:pPr>
+        <w:pStyle w:val="ListParagraph"/>
+        <w:numPr>
+          <w:ilvl w:val="0"/>
+          <w:numId w:val="2"/>
+        </w:numPr>
+        <w:spacing w:after="20" w:before="0"/>
+      </w:pPr>
+      <w:r>
+        <w:rPr>
+          <w:rFonts w:ascii="Calibri" w:cs="Calibri" w:eastAsia="Calibri" w:hAnsi="Calibri"/>
+          <w:sz w:val="20"/>
+          <w:szCs w:val="20"/>
+        </w:rPr>
+        <w:t xml:space="preserve">Wrote copy for up to five retail websites daily while managing and training a team of 5–8 writers, maintaining a distinct brand voice across a portfolio of consumer brands.</w:t>
       </w:r>
     </w:p>
     <w:p>

--- a/Taylor-Bornstein-Resume-Recruiter.docx
+++ b/Taylor-Bornstein-Resume-Recruiter.docx
@@ -170,6 +170,24 @@
           <w:sz w:val="20"/>
           <w:szCs w:val="20"/>
         </w:rPr>
+        <w:t xml:space="preserve">Diagnosed AI-answer visibility and citation performance, then built and executed a GEO/AEO content strategy against the gaps: grew own-domain citations from 786 to 1,809 in a month (#9 → #5 among all cited domains, the largest gain in the top 25) while holding #1 in AI-answer visibility (57.3%, +3.6 points month-over-month).</w:t>
+      </w:r>
+    </w:p>
+    <w:p>
+      <w:pPr>
+        <w:pStyle w:val="ListParagraph"/>
+        <w:numPr>
+          <w:ilvl w:val="0"/>
+          <w:numId w:val="2"/>
+        </w:numPr>
+        <w:spacing w:after="20" w:before="0"/>
+      </w:pPr>
+      <w:r>
+        <w:rPr>
+          <w:rFonts w:ascii="Calibri" w:cs="Calibri" w:eastAsia="Calibri" w:hAnsi="Calibri"/>
+          <w:sz w:val="20"/>
+          <w:szCs w:val="20"/>
+        </w:rPr>
         <w:t xml:space="preserve">Built and rolled out a content and writing suite of AI tools — a Claude-linked copy desk for editorial review, plus the custom content calendar the team runs on — distributed company-wide and across the creator and agency network.</w:t>
       </w:r>
     </w:p>
@@ -224,7 +242,7 @@
           <w:sz w:val="20"/>
           <w:szCs w:val="20"/>
         </w:rPr>
-        <w:t xml:space="preserve">Extended earned media coverage beyond the US into the UK; built a measurement framework for PR and GEO/AEO performance.</w:t>
+        <w:t xml:space="preserve">Extended earned media coverage beyond the US into the UK.</w:t>
       </w:r>
     </w:p>
     <w:p>

--- a/Taylor-Bornstein-Resume-Recruiter.docx
+++ b/Taylor-Bornstein-Resume-Recruiter.docx
@@ -484,7 +484,7 @@
           <w:sz w:val="18"/>
           <w:szCs w:val="18"/>
         </w:rPr>
-        <w:t xml:space="preserve">	Jul 2015 – Aug 2019  |  Boston, MA</w:t>
+        <w:t xml:space="preserve">	Sep 2016 – Aug 2019  |  Boston, MA</w:t>
       </w:r>
     </w:p>
     <w:p>
@@ -503,6 +503,100 @@
           <w:szCs w:val="20"/>
         </w:rPr>
         <w:t xml:space="preserve">Built a thought-leadership microsite from concept through launch; implemented full-funnel, multi-channel content plans tailored to customer personas across product lines and geographies.</w:t>
+      </w:r>
+    </w:p>
+    <w:p>
+      <w:pPr>
+        <w:tabs>
+          <w:tab w:val="right" w:pos="10800"/>
+        </w:tabs>
+        <w:spacing w:after="20" w:before="100"/>
+      </w:pPr>
+      <w:r>
+        <w:rPr>
+          <w:rFonts w:ascii="Calibri" w:cs="Calibri" w:eastAsia="Calibri" w:hAnsi="Calibri"/>
+          <w:b/>
+          <w:bCs/>
+          <w:sz w:val="20"/>
+          <w:szCs w:val="20"/>
+        </w:rPr>
+        <w:t xml:space="preserve">Benefitness Health Club — Marketing Manager</w:t>
+      </w:r>
+      <w:r>
+        <w:rPr>
+          <w:rFonts w:ascii="Calibri" w:cs="Calibri" w:eastAsia="Calibri" w:hAnsi="Calibri"/>
+          <w:i/>
+          <w:iCs/>
+          <w:color w:val="444444"/>
+          <w:sz w:val="18"/>
+          <w:szCs w:val="18"/>
+        </w:rPr>
+        <w:t xml:space="preserve">	May 2015 – Aug 2016  |  Brookline, MA</w:t>
+      </w:r>
+    </w:p>
+    <w:p>
+      <w:pPr>
+        <w:pStyle w:val="ListParagraph"/>
+        <w:numPr>
+          <w:ilvl w:val="0"/>
+          <w:numId w:val="2"/>
+        </w:numPr>
+        <w:spacing w:after="20" w:before="0"/>
+      </w:pPr>
+      <w:r>
+        <w:rPr>
+          <w:rFonts w:ascii="Calibri" w:cs="Calibri" w:eastAsia="Calibri" w:hAnsi="Calibri"/>
+          <w:sz w:val="20"/>
+          <w:szCs w:val="20"/>
+        </w:rPr>
+        <w:t xml:space="preserve">Developed and implemented marketing campaigns promoting membership and gym services.</w:t>
+      </w:r>
+    </w:p>
+    <w:p>
+      <w:pPr>
+        <w:tabs>
+          <w:tab w:val="right" w:pos="10800"/>
+        </w:tabs>
+        <w:spacing w:after="20" w:before="100"/>
+      </w:pPr>
+      <w:r>
+        <w:rPr>
+          <w:rFonts w:ascii="Calibri" w:cs="Calibri" w:eastAsia="Calibri" w:hAnsi="Calibri"/>
+          <w:b/>
+          <w:bCs/>
+          <w:sz w:val="20"/>
+          <w:szCs w:val="20"/>
+        </w:rPr>
+        <w:t xml:space="preserve">Freelance Writer &amp; Editor — Self-Employed</w:t>
+      </w:r>
+      <w:r>
+        <w:rPr>
+          <w:rFonts w:ascii="Calibri" w:cs="Calibri" w:eastAsia="Calibri" w:hAnsi="Calibri"/>
+          <w:i/>
+          <w:iCs/>
+          <w:color w:val="444444"/>
+          <w:sz w:val="18"/>
+          <w:szCs w:val="18"/>
+        </w:rPr>
+        <w:t xml:space="preserve">	Aug 2014 – Sep 2016  |  Remote</w:t>
+      </w:r>
+    </w:p>
+    <w:p>
+      <w:pPr>
+        <w:pStyle w:val="ListParagraph"/>
+        <w:numPr>
+          <w:ilvl w:val="0"/>
+          <w:numId w:val="2"/>
+        </w:numPr>
+        <w:spacing w:after="20" w:before="0"/>
+      </w:pPr>
+      <w:r>
+        <w:rPr>
+          <w:rFonts w:ascii="Calibri" w:cs="Calibri" w:eastAsia="Calibri" w:hAnsi="Calibri"/>
+          <w:sz w:val="20"/>
+          <w:szCs w:val="20"/>
+        </w:rPr>
+        <w:t xml:space="preserve">Wrote blog articles, SEO web content, product reviews, and ghostwriting for clients including Benefitness Health Club, the North American Neuroendocrine Tumor Society (NANETS), and individual private clients; also designed and built client websites.</w:t>
       </w:r>
     </w:p>
     <w:p>

--- a/Taylor-Bornstein-Resume-Recruiter.docx
+++ b/Taylor-Bornstein-Resume-Recruiter.docx
@@ -134,7 +134,7 @@
           <w:sz w:val="20"/>
           <w:szCs w:val="20"/>
         </w:rPr>
-        <w:t xml:space="preserve">Set content strategy across B2B and B2C messaging: launched a new blog, increased publication cadence from 1–2 posts/month to 1–2/week, and built a customer story pipeline sourced from B2C customers.</w:t>
+        <w:t xml:space="preserve">Set content strategy across B2B and B2C messaging: launched a new blog, increased publication cadence from 1–2 posts/month to 3–4/week, and built a customer story pipeline sourced from B2C customers.</w:t>
       </w:r>
     </w:p>
     <w:p>

--- a/Taylor-Bornstein-Resume-Recruiter.docx
+++ b/Taylor-Bornstein-Resume-Recruiter.docx
@@ -51,7 +51,7 @@
           <w:sz w:val="20"/>
           <w:szCs w:val="20"/>
         </w:rPr>
-        <w:t xml:space="preserve">Content director who builds content strategy and the programs that scale it — editorial infrastructure, AI tooling, measurement, and teams — for technical and executive audiences. Stays hands-on: writes and edits the blogs, customer stories, and web pages the strategy runs on.</w:t>
+        <w:t xml:space="preserve">Content director who builds content strategy and the programs that scale it for technical and executive audiences. Proven capacity to build thriving practices from the ground up, including: the editorial infrastructure, AI tooling, measurement, and teams.</w:t>
       </w:r>
     </w:p>
     <w:p>
@@ -152,43 +152,43 @@
           <w:sz w:val="20"/>
           <w:szCs w:val="20"/>
         </w:rPr>
-        <w:t xml:space="preserve">Personally write and edit ongoing blog posts, customer stories, and web copy — stays hands-on with execution while setting the strategy the rest of the team builds against.</w:t>
-      </w:r>
-    </w:p>
-    <w:p>
-      <w:pPr>
-        <w:pStyle w:val="ListParagraph"/>
-        <w:numPr>
-          <w:ilvl w:val="0"/>
-          <w:numId w:val="2"/>
-        </w:numPr>
-        <w:spacing w:after="20" w:before="0"/>
-      </w:pPr>
-      <w:r>
-        <w:rPr>
-          <w:rFonts w:ascii="Calibri" w:cs="Calibri" w:eastAsia="Calibri" w:hAnsi="Calibri"/>
-          <w:sz w:val="20"/>
-          <w:szCs w:val="20"/>
-        </w:rPr>
-        <w:t xml:space="preserve">Diagnosed AI-answer visibility and citation performance, then built and executed a GEO/AEO content strategy against the gaps: grew own-domain citations from 786 to 1,809 in a month (#9 → #5 among all cited domains, the largest gain in the top 25) while holding #1 in AI-answer visibility (57.3%, +3.6 points month-over-month).</w:t>
-      </w:r>
-    </w:p>
-    <w:p>
-      <w:pPr>
-        <w:pStyle w:val="ListParagraph"/>
-        <w:numPr>
-          <w:ilvl w:val="0"/>
-          <w:numId w:val="2"/>
-        </w:numPr>
-        <w:spacing w:after="20" w:before="0"/>
-      </w:pPr>
-      <w:r>
-        <w:rPr>
-          <w:rFonts w:ascii="Calibri" w:cs="Calibri" w:eastAsia="Calibri" w:hAnsi="Calibri"/>
-          <w:sz w:val="20"/>
-          <w:szCs w:val="20"/>
-        </w:rPr>
-        <w:t xml:space="preserve">Built and rolled out a content and writing suite of AI tools — a Claude-linked copy desk for editorial review, plus the custom content calendar the team runs on — distributed company-wide and across the creator and agency network.</w:t>
+        <w:t xml:space="preserve">Personally write and edit ongoing blog posts, customer stories, and web copy, staying hands-on with execution while setting the strategy the rest of the team builds against.</w:t>
+      </w:r>
+    </w:p>
+    <w:p>
+      <w:pPr>
+        <w:pStyle w:val="ListParagraph"/>
+        <w:numPr>
+          <w:ilvl w:val="0"/>
+          <w:numId w:val="2"/>
+        </w:numPr>
+        <w:spacing w:after="20" w:before="0"/>
+      </w:pPr>
+      <w:r>
+        <w:rPr>
+          <w:rFonts w:ascii="Calibri" w:cs="Calibri" w:eastAsia="Calibri" w:hAnsi="Calibri"/>
+          <w:sz w:val="20"/>
+          <w:szCs w:val="20"/>
+        </w:rPr>
+        <w:t xml:space="preserve">Diagnosed AI-answer visibility and citation performance, then built and executed a GEO/AEO content strategy against the gaps: grew own-domain citations from 786 to 1,809 in a month (#9 → #5 among all cited domains, the largest gain in the top 25) while holding #1 in AI-answer visibility in "AI development tools" category (57.3%, +3.6 points month-over-month).</w:t>
+      </w:r>
+    </w:p>
+    <w:p>
+      <w:pPr>
+        <w:pStyle w:val="ListParagraph"/>
+        <w:numPr>
+          <w:ilvl w:val="0"/>
+          <w:numId w:val="2"/>
+        </w:numPr>
+        <w:spacing w:after="20" w:before="0"/>
+      </w:pPr>
+      <w:r>
+        <w:rPr>
+          <w:rFonts w:ascii="Calibri" w:cs="Calibri" w:eastAsia="Calibri" w:hAnsi="Calibri"/>
+          <w:sz w:val="20"/>
+          <w:szCs w:val="20"/>
+        </w:rPr>
+        <w:t xml:space="preserve">Built and rolled out a content and writing suite of AI tools and distributed them company-wide. Also built a Claude-linked copy desk for editorial review, plus a custom content calendar for content and PR.</w:t>
       </w:r>
     </w:p>
     <w:p>
@@ -224,25 +224,7 @@
           <w:sz w:val="20"/>
           <w:szCs w:val="20"/>
         </w:rPr>
-        <w:t xml:space="preserve">Established a new PR program from the ground up: defined the enterprise audience, mapped the media universe, and expanded the spokesperson bench from 1 to 6.</w:t>
-      </w:r>
-    </w:p>
-    <w:p>
-      <w:pPr>
-        <w:pStyle w:val="ListParagraph"/>
-        <w:numPr>
-          <w:ilvl w:val="0"/>
-          <w:numId w:val="2"/>
-        </w:numPr>
-        <w:spacing w:after="20" w:before="0"/>
-      </w:pPr>
-      <w:r>
-        <w:rPr>
-          <w:rFonts w:ascii="Calibri" w:cs="Calibri" w:eastAsia="Calibri" w:hAnsi="Calibri"/>
-          <w:sz w:val="20"/>
-          <w:szCs w:val="20"/>
-        </w:rPr>
-        <w:t xml:space="preserve">Extended earned media coverage beyond the US into the UK.</w:t>
+        <w:t xml:space="preserve">Established a new PR program from the ground up: defined the enterprise and entrepreneur audience, mapped the media universe, and expanded the spokesperson bench from 1 to 6. Extended earned media coverage beyond the US into the UK.</w:t>
       </w:r>
     </w:p>
     <w:p>
@@ -289,7 +271,7 @@
           <w:sz w:val="20"/>
           <w:szCs w:val="20"/>
         </w:rPr>
-        <w:t xml:space="preserve">Planned and executed an integrated campaign built on an original global survey in 4 months: coverage up 75% within 3 weeks, $10M influenced pipeline.</w:t>
+        <w:t xml:space="preserve">Planned and executed an integrated campaign built on an original global survey in 4 months: coverage up 75% within 3 weeks from the previous year, $10M influenced pipeline.</w:t>
       </w:r>
     </w:p>
     <w:p>
@@ -676,7 +658,7 @@
           <w:sz w:val="20"/>
           <w:szCs w:val="20"/>
         </w:rPr>
-        <w:t xml:space="preserve">MA in Writing, University of Warwick  ·  BA in English &amp; Spanish, University of Vermont (cum laude)</w:t>
+        <w:t xml:space="preserve">MA in Creative Writing, University of Warwick  ·  BA in English &amp; Spanish, University of Vermont (cum laude)</w:t>
       </w:r>
     </w:p>
     <w:sectPr>

--- a/Taylor-Bornstein-Resume-Recruiter.docx
+++ b/Taylor-Bornstein-Resume-Recruiter.docx
@@ -9,7 +9,7 @@
       </w:pPr>
       <w:r>
         <w:rPr>
-          <w:rFonts w:ascii="Calibri" w:cs="Calibri" w:eastAsia="Calibri" w:hAnsi="Calibri"/>
+          <w:rFonts w:ascii="Cambria" w:cs="Cambria" w:eastAsia="Cambria" w:hAnsi="Cambria"/>
           <w:b/>
           <w:bCs/>
           <w:sz w:val="34"/>
@@ -25,7 +25,7 @@
       </w:pPr>
       <w:r>
         <w:rPr>
-          <w:rFonts w:ascii="Calibri" w:cs="Calibri" w:eastAsia="Calibri" w:hAnsi="Calibri"/>
+          <w:rFonts w:ascii="Cambria" w:cs="Cambria" w:eastAsia="Cambria" w:hAnsi="Cambria"/>
           <w:color w:val="444444"/>
           <w:sz w:val="18"/>
           <w:szCs w:val="18"/>
@@ -47,7 +47,7 @@
       </w:pPr>
       <w:r>
         <w:rPr>
-          <w:rFonts w:ascii="Calibri" w:cs="Calibri" w:eastAsia="Calibri" w:hAnsi="Calibri"/>
+          <w:rFonts w:ascii="Cambria" w:cs="Cambria" w:eastAsia="Cambria" w:hAnsi="Cambria"/>
           <w:sz w:val="20"/>
           <w:szCs w:val="20"/>
         </w:rPr>
@@ -60,7 +60,7 @@
       </w:pPr>
       <w:r>
         <w:rPr>
-          <w:rFonts w:ascii="Calibri" w:cs="Calibri" w:eastAsia="Calibri" w:hAnsi="Calibri"/>
+          <w:rFonts w:ascii="Cambria" w:cs="Cambria" w:eastAsia="Cambria" w:hAnsi="Cambria"/>
           <w:b/>
           <w:bCs/>
           <w:color w:val="333333"/>
@@ -79,7 +79,7 @@
       </w:pPr>
       <w:r>
         <w:rPr>
-          <w:rFonts w:ascii="Calibri" w:cs="Calibri" w:eastAsia="Calibri" w:hAnsi="Calibri"/>
+          <w:rFonts w:ascii="Cambria" w:cs="Cambria" w:eastAsia="Cambria" w:hAnsi="Cambria"/>
           <w:b/>
           <w:bCs/>
           <w:color w:val="1A1A1A"/>
@@ -99,7 +99,7 @@
       </w:pPr>
       <w:r>
         <w:rPr>
-          <w:rFonts w:ascii="Calibri" w:cs="Calibri" w:eastAsia="Calibri" w:hAnsi="Calibri"/>
+          <w:rFonts w:ascii="Cambria" w:cs="Cambria" w:eastAsia="Cambria" w:hAnsi="Cambria"/>
           <w:b/>
           <w:bCs/>
           <w:sz w:val="20"/>
@@ -109,7 +109,7 @@
       </w:r>
       <w:r>
         <w:rPr>
-          <w:rFonts w:ascii="Calibri" w:cs="Calibri" w:eastAsia="Calibri" w:hAnsi="Calibri"/>
+          <w:rFonts w:ascii="Cambria" w:cs="Cambria" w:eastAsia="Cambria" w:hAnsi="Cambria"/>
           <w:i/>
           <w:iCs/>
           <w:color w:val="444444"/>
@@ -130,7 +130,7 @@
       </w:pPr>
       <w:r>
         <w:rPr>
-          <w:rFonts w:ascii="Calibri" w:cs="Calibri" w:eastAsia="Calibri" w:hAnsi="Calibri"/>
+          <w:rFonts w:ascii="Cambria" w:cs="Cambria" w:eastAsia="Cambria" w:hAnsi="Cambria"/>
           <w:sz w:val="20"/>
           <w:szCs w:val="20"/>
         </w:rPr>
@@ -148,7 +148,7 @@
       </w:pPr>
       <w:r>
         <w:rPr>
-          <w:rFonts w:ascii="Calibri" w:cs="Calibri" w:eastAsia="Calibri" w:hAnsi="Calibri"/>
+          <w:rFonts w:ascii="Cambria" w:cs="Cambria" w:eastAsia="Cambria" w:hAnsi="Cambria"/>
           <w:sz w:val="20"/>
           <w:szCs w:val="20"/>
         </w:rPr>
@@ -166,7 +166,7 @@
       </w:pPr>
       <w:r>
         <w:rPr>
-          <w:rFonts w:ascii="Calibri" w:cs="Calibri" w:eastAsia="Calibri" w:hAnsi="Calibri"/>
+          <w:rFonts w:ascii="Cambria" w:cs="Cambria" w:eastAsia="Cambria" w:hAnsi="Cambria"/>
           <w:sz w:val="20"/>
           <w:szCs w:val="20"/>
         </w:rPr>
@@ -184,7 +184,7 @@
       </w:pPr>
       <w:r>
         <w:rPr>
-          <w:rFonts w:ascii="Calibri" w:cs="Calibri" w:eastAsia="Calibri" w:hAnsi="Calibri"/>
+          <w:rFonts w:ascii="Cambria" w:cs="Cambria" w:eastAsia="Cambria" w:hAnsi="Cambria"/>
           <w:sz w:val="20"/>
           <w:szCs w:val="20"/>
         </w:rPr>
@@ -202,7 +202,7 @@
       </w:pPr>
       <w:r>
         <w:rPr>
-          <w:rFonts w:ascii="Calibri" w:cs="Calibri" w:eastAsia="Calibri" w:hAnsi="Calibri"/>
+          <w:rFonts w:ascii="Cambria" w:cs="Cambria" w:eastAsia="Cambria" w:hAnsi="Cambria"/>
           <w:sz w:val="20"/>
           <w:szCs w:val="20"/>
         </w:rPr>
@@ -220,7 +220,7 @@
       </w:pPr>
       <w:r>
         <w:rPr>
-          <w:rFonts w:ascii="Calibri" w:cs="Calibri" w:eastAsia="Calibri" w:hAnsi="Calibri"/>
+          <w:rFonts w:ascii="Cambria" w:cs="Cambria" w:eastAsia="Cambria" w:hAnsi="Cambria"/>
           <w:sz w:val="20"/>
           <w:szCs w:val="20"/>
         </w:rPr>
@@ -236,7 +236,7 @@
       </w:pPr>
       <w:r>
         <w:rPr>
-          <w:rFonts w:ascii="Calibri" w:cs="Calibri" w:eastAsia="Calibri" w:hAnsi="Calibri"/>
+          <w:rFonts w:ascii="Cambria" w:cs="Cambria" w:eastAsia="Cambria" w:hAnsi="Cambria"/>
           <w:b/>
           <w:bCs/>
           <w:sz w:val="20"/>
@@ -246,7 +246,7 @@
       </w:r>
       <w:r>
         <w:rPr>
-          <w:rFonts w:ascii="Calibri" w:cs="Calibri" w:eastAsia="Calibri" w:hAnsi="Calibri"/>
+          <w:rFonts w:ascii="Cambria" w:cs="Cambria" w:eastAsia="Cambria" w:hAnsi="Cambria"/>
           <w:i/>
           <w:iCs/>
           <w:color w:val="444444"/>
@@ -267,7 +267,7 @@
       </w:pPr>
       <w:r>
         <w:rPr>
-          <w:rFonts w:ascii="Calibri" w:cs="Calibri" w:eastAsia="Calibri" w:hAnsi="Calibri"/>
+          <w:rFonts w:ascii="Cambria" w:cs="Cambria" w:eastAsia="Cambria" w:hAnsi="Cambria"/>
           <w:sz w:val="20"/>
           <w:szCs w:val="20"/>
         </w:rPr>
@@ -285,7 +285,7 @@
       </w:pPr>
       <w:r>
         <w:rPr>
-          <w:rFonts w:ascii="Calibri" w:cs="Calibri" w:eastAsia="Calibri" w:hAnsi="Calibri"/>
+          <w:rFonts w:ascii="Cambria" w:cs="Cambria" w:eastAsia="Cambria" w:hAnsi="Cambria"/>
           <w:sz w:val="20"/>
           <w:szCs w:val="20"/>
         </w:rPr>
@@ -303,7 +303,7 @@
       </w:pPr>
       <w:r>
         <w:rPr>
-          <w:rFonts w:ascii="Calibri" w:cs="Calibri" w:eastAsia="Calibri" w:hAnsi="Calibri"/>
+          <w:rFonts w:ascii="Cambria" w:cs="Cambria" w:eastAsia="Cambria" w:hAnsi="Cambria"/>
           <w:sz w:val="20"/>
           <w:szCs w:val="20"/>
         </w:rPr>
@@ -319,7 +319,7 @@
       </w:pPr>
       <w:r>
         <w:rPr>
-          <w:rFonts w:ascii="Calibri" w:cs="Calibri" w:eastAsia="Calibri" w:hAnsi="Calibri"/>
+          <w:rFonts w:ascii="Cambria" w:cs="Cambria" w:eastAsia="Cambria" w:hAnsi="Cambria"/>
           <w:b/>
           <w:bCs/>
           <w:sz w:val="20"/>
@@ -329,7 +329,7 @@
       </w:r>
       <w:r>
         <w:rPr>
-          <w:rFonts w:ascii="Calibri" w:cs="Calibri" w:eastAsia="Calibri" w:hAnsi="Calibri"/>
+          <w:rFonts w:ascii="Cambria" w:cs="Cambria" w:eastAsia="Cambria" w:hAnsi="Cambria"/>
           <w:i/>
           <w:iCs/>
           <w:color w:val="444444"/>
@@ -350,7 +350,7 @@
       </w:pPr>
       <w:r>
         <w:rPr>
-          <w:rFonts w:ascii="Calibri" w:cs="Calibri" w:eastAsia="Calibri" w:hAnsi="Calibri"/>
+          <w:rFonts w:ascii="Cambria" w:cs="Cambria" w:eastAsia="Cambria" w:hAnsi="Cambria"/>
           <w:sz w:val="20"/>
           <w:szCs w:val="20"/>
         </w:rPr>
@@ -368,7 +368,7 @@
       </w:pPr>
       <w:r>
         <w:rPr>
-          <w:rFonts w:ascii="Calibri" w:cs="Calibri" w:eastAsia="Calibri" w:hAnsi="Calibri"/>
+          <w:rFonts w:ascii="Cambria" w:cs="Cambria" w:eastAsia="Cambria" w:hAnsi="Cambria"/>
           <w:sz w:val="20"/>
           <w:szCs w:val="20"/>
         </w:rPr>
@@ -386,7 +386,7 @@
       </w:pPr>
       <w:r>
         <w:rPr>
-          <w:rFonts w:ascii="Calibri" w:cs="Calibri" w:eastAsia="Calibri" w:hAnsi="Calibri"/>
+          <w:rFonts w:ascii="Cambria" w:cs="Cambria" w:eastAsia="Cambria" w:hAnsi="Cambria"/>
           <w:sz w:val="20"/>
           <w:szCs w:val="20"/>
         </w:rPr>
@@ -402,7 +402,7 @@
       </w:pPr>
       <w:r>
         <w:rPr>
-          <w:rFonts w:ascii="Calibri" w:cs="Calibri" w:eastAsia="Calibri" w:hAnsi="Calibri"/>
+          <w:rFonts w:ascii="Cambria" w:cs="Cambria" w:eastAsia="Cambria" w:hAnsi="Cambria"/>
           <w:b/>
           <w:bCs/>
           <w:sz w:val="20"/>
@@ -412,7 +412,7 @@
       </w:r>
       <w:r>
         <w:rPr>
-          <w:rFonts w:ascii="Calibri" w:cs="Calibri" w:eastAsia="Calibri" w:hAnsi="Calibri"/>
+          <w:rFonts w:ascii="Cambria" w:cs="Cambria" w:eastAsia="Cambria" w:hAnsi="Cambria"/>
           <w:i/>
           <w:iCs/>
           <w:color w:val="444444"/>
@@ -433,7 +433,7 @@
       </w:pPr>
       <w:r>
         <w:rPr>
-          <w:rFonts w:ascii="Calibri" w:cs="Calibri" w:eastAsia="Calibri" w:hAnsi="Calibri"/>
+          <w:rFonts w:ascii="Cambria" w:cs="Cambria" w:eastAsia="Cambria" w:hAnsi="Cambria"/>
           <w:sz w:val="20"/>
           <w:szCs w:val="20"/>
         </w:rPr>
@@ -449,7 +449,7 @@
       </w:pPr>
       <w:r>
         <w:rPr>
-          <w:rFonts w:ascii="Calibri" w:cs="Calibri" w:eastAsia="Calibri" w:hAnsi="Calibri"/>
+          <w:rFonts w:ascii="Cambria" w:cs="Cambria" w:eastAsia="Cambria" w:hAnsi="Cambria"/>
           <w:b/>
           <w:bCs/>
           <w:sz w:val="20"/>
@@ -459,7 +459,7 @@
       </w:r>
       <w:r>
         <w:rPr>
-          <w:rFonts w:ascii="Calibri" w:cs="Calibri" w:eastAsia="Calibri" w:hAnsi="Calibri"/>
+          <w:rFonts w:ascii="Cambria" w:cs="Cambria" w:eastAsia="Cambria" w:hAnsi="Cambria"/>
           <w:i/>
           <w:iCs/>
           <w:color w:val="444444"/>
@@ -480,7 +480,7 @@
       </w:pPr>
       <w:r>
         <w:rPr>
-          <w:rFonts w:ascii="Calibri" w:cs="Calibri" w:eastAsia="Calibri" w:hAnsi="Calibri"/>
+          <w:rFonts w:ascii="Cambria" w:cs="Cambria" w:eastAsia="Cambria" w:hAnsi="Cambria"/>
           <w:sz w:val="20"/>
           <w:szCs w:val="20"/>
         </w:rPr>
@@ -496,7 +496,7 @@
       </w:pPr>
       <w:r>
         <w:rPr>
-          <w:rFonts w:ascii="Calibri" w:cs="Calibri" w:eastAsia="Calibri" w:hAnsi="Calibri"/>
+          <w:rFonts w:ascii="Cambria" w:cs="Cambria" w:eastAsia="Cambria" w:hAnsi="Cambria"/>
           <w:b/>
           <w:bCs/>
           <w:sz w:val="20"/>
@@ -506,7 +506,7 @@
       </w:r>
       <w:r>
         <w:rPr>
-          <w:rFonts w:ascii="Calibri" w:cs="Calibri" w:eastAsia="Calibri" w:hAnsi="Calibri"/>
+          <w:rFonts w:ascii="Cambria" w:cs="Cambria" w:eastAsia="Cambria" w:hAnsi="Cambria"/>
           <w:i/>
           <w:iCs/>
           <w:color w:val="444444"/>
@@ -527,7 +527,7 @@
       </w:pPr>
       <w:r>
         <w:rPr>
-          <w:rFonts w:ascii="Calibri" w:cs="Calibri" w:eastAsia="Calibri" w:hAnsi="Calibri"/>
+          <w:rFonts w:ascii="Cambria" w:cs="Cambria" w:eastAsia="Cambria" w:hAnsi="Cambria"/>
           <w:sz w:val="20"/>
           <w:szCs w:val="20"/>
         </w:rPr>
@@ -543,7 +543,7 @@
       </w:pPr>
       <w:r>
         <w:rPr>
-          <w:rFonts w:ascii="Calibri" w:cs="Calibri" w:eastAsia="Calibri" w:hAnsi="Calibri"/>
+          <w:rFonts w:ascii="Cambria" w:cs="Cambria" w:eastAsia="Cambria" w:hAnsi="Cambria"/>
           <w:b/>
           <w:bCs/>
           <w:sz w:val="20"/>
@@ -553,7 +553,7 @@
       </w:r>
       <w:r>
         <w:rPr>
-          <w:rFonts w:ascii="Calibri" w:cs="Calibri" w:eastAsia="Calibri" w:hAnsi="Calibri"/>
+          <w:rFonts w:ascii="Cambria" w:cs="Cambria" w:eastAsia="Cambria" w:hAnsi="Cambria"/>
           <w:i/>
           <w:iCs/>
           <w:color w:val="444444"/>
@@ -574,7 +574,7 @@
       </w:pPr>
       <w:r>
         <w:rPr>
-          <w:rFonts w:ascii="Calibri" w:cs="Calibri" w:eastAsia="Calibri" w:hAnsi="Calibri"/>
+          <w:rFonts w:ascii="Cambria" w:cs="Cambria" w:eastAsia="Cambria" w:hAnsi="Cambria"/>
           <w:sz w:val="20"/>
           <w:szCs w:val="20"/>
         </w:rPr>
@@ -590,7 +590,7 @@
       </w:pPr>
       <w:r>
         <w:rPr>
-          <w:rFonts w:ascii="Calibri" w:cs="Calibri" w:eastAsia="Calibri" w:hAnsi="Calibri"/>
+          <w:rFonts w:ascii="Cambria" w:cs="Cambria" w:eastAsia="Cambria" w:hAnsi="Cambria"/>
           <w:b/>
           <w:bCs/>
           <w:sz w:val="20"/>
@@ -600,7 +600,7 @@
       </w:r>
       <w:r>
         <w:rPr>
-          <w:rFonts w:ascii="Calibri" w:cs="Calibri" w:eastAsia="Calibri" w:hAnsi="Calibri"/>
+          <w:rFonts w:ascii="Cambria" w:cs="Cambria" w:eastAsia="Cambria" w:hAnsi="Cambria"/>
           <w:i/>
           <w:iCs/>
           <w:color w:val="444444"/>
@@ -621,7 +621,7 @@
       </w:pPr>
       <w:r>
         <w:rPr>
-          <w:rFonts w:ascii="Calibri" w:cs="Calibri" w:eastAsia="Calibri" w:hAnsi="Calibri"/>
+          <w:rFonts w:ascii="Cambria" w:cs="Cambria" w:eastAsia="Cambria" w:hAnsi="Cambria"/>
           <w:sz w:val="20"/>
           <w:szCs w:val="20"/>
         </w:rPr>
@@ -637,7 +637,7 @@
       </w:pPr>
       <w:r>
         <w:rPr>
-          <w:rFonts w:ascii="Calibri" w:cs="Calibri" w:eastAsia="Calibri" w:hAnsi="Calibri"/>
+          <w:rFonts w:ascii="Cambria" w:cs="Cambria" w:eastAsia="Cambria" w:hAnsi="Cambria"/>
           <w:b/>
           <w:bCs/>
           <w:color w:val="1A1A1A"/>
@@ -654,7 +654,7 @@
       </w:pPr>
       <w:r>
         <w:rPr>
-          <w:rFonts w:ascii="Calibri" w:cs="Calibri" w:eastAsia="Calibri" w:hAnsi="Calibri"/>
+          <w:rFonts w:ascii="Cambria" w:cs="Cambria" w:eastAsia="Cambria" w:hAnsi="Cambria"/>
           <w:sz w:val="20"/>
           <w:szCs w:val="20"/>
         </w:rPr>
